--- a/evidence/2026-10-25/docs/02_PCCA_Standard_Guidance_Aligned_Protocol_v12.docx
+++ b/evidence/2026-10-25/docs/02_PCCA_Standard_Guidance_Aligned_Protocol_v12.docx
@@ -9,7 +9,7 @@
         <w:widowControl/>
       </w:pPr>
       <w:r>
-        <w:t xml:space="preserve">UTHealth Houston / Memorial Hermann — Perihilar cholangiocarcinoma Standard / Guidance-Aligned Transplant Protocol V12</w:t>
+        <w:t xml:space="preserve">UTHealth Houston / Memorial Hermann — Perihilar cholangiocarcinoma Standard / Guidance-Aligned Transplant Protocol</w:t>
       </w:r>
     </w:p>
     <w:p>
@@ -2205,6 +2205,191 @@
     <w:p>
       <w:pPr>
         <w:pStyle w:val="Heading3"/>
+        <w:widowControl/>
+        <w:keepNext/>
+      </w:pPr>
+      <w:r>
+        <w:t xml:space="preserve">Systemic treatment evidence and transplant boundaries</w:t>
+      </w:r>
+    </w:p>
+    <w:p>
+      <w:pPr>
+        <w:pStyle w:val="Normal"/>
+        <w:widowControl/>
+        <w:spacing w:after="120"/>
+      </w:pPr>
+      <w:r>
+        <w:t xml:space="preserve">These systemic studies inform advanced biliary cancer care, not the established pCCA transplant-neoadjuvant regimen. Preserve biopsy-route precautions and existing staging, neoadjuvant and operative gates. ICI exposure requires prospective transplant safety review.</w:t>
+      </w:r>
+    </w:p>
+    <w:p>
+      <w:pPr>
+        <w:pStyle w:val="Heading4"/>
+        <w:widowControl/>
+        <w:keepNext/>
+      </w:pPr>
+      <w:r>
+        <w:t xml:space="preserve">ASCO BTC living guideline 2026.1.0</w:t>
+      </w:r>
+    </w:p>
+    <w:p>
+      <w:pPr>
+        <w:pStyle w:val="Normal"/>
+        <w:widowControl/>
+        <w:spacing w:after="120"/>
+      </w:pPr>
+      <w:r>
+        <w:t xml:space="preserve">Add biomarker-led branches: IDH1 ivosidenib; FGFR2 fusion/rearrangement pemigatinib/futibatinib; BRAF V600E dabrafenib/trametinib; HER2 IHC3+ zanidatamab/T-DXd; qualifying RET/NTRK/NRG1 options. Confirm current label and line. Negative plasma does not exclude a fusion; pursue tissue/RNA when feasible. Pre-LT ICI requires separate safety review.</w:t>
+      </w:r>
+      <w:r>
+        <w:t xml:space="preserve"> </w:t>
+      </w:r>
+      <w:r>
+        <w:fldChar w:fldCharType="begin"/>
+      </w:r>
+      <w:r>
+        <w:instrText xml:space="preserve"> ADDIN EN.CITE </w:instrText>
+      </w:r>
+      <w:r>
+        <w:fldChar w:fldCharType="begin">
+          <w:fldData>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</w:fldData>
+        </w:fldChar>
+      </w:r>
+      <w:r>
+        <w:instrText xml:space="preserve"> ADDIN EN.CITE.DATA </w:instrText>
+      </w:r>
+      <w:r>
+        <w:fldChar w:fldCharType="end"/>
+      </w:r>
+      <w:r>
+        <w:fldChar w:fldCharType="separate"/>
+      </w:r>
+      <w:r>
+        <w:t xml:space="preserve">[V12-28]</w:t>
+      </w:r>
+      <w:r>
+        <w:fldChar w:fldCharType="end"/>
+      </w:r>
+      <w:r>
+        <w:br/>
+      </w:r>
+      <w:hyperlink r:id="rId128">
+        <w:r>
+          <w:rPr>
+            <w:color w:val="0563C1"/>
+            <w:u w:val="single"/>
+          </w:rPr>
+          <w:t>Source</w:t>
+        </w:r>
+      </w:hyperlink>
+      <w:r>
+        <w:t xml:space="preserve"> · </w:t>
+      </w:r>
+      <w:hyperlink r:id="rId129">
+        <w:r>
+          <w:rPr>
+            <w:color w:val="0563C1"/>
+            <w:u w:val="single"/>
+          </w:rPr>
+          <w:t>PDF</w:t>
+        </w:r>
+      </w:hyperlink>
+    </w:p>
+    <w:p>
+      <w:pPr>
+        <w:pStyle w:val="Heading4"/>
+        <w:widowControl/>
+        <w:keepNext/>
+      </w:pPr>
+      <w:r>
+        <w:t xml:space="preserve">NALIRICC: negative BTC randomized trial</w:t>
+      </w:r>
+    </w:p>
+    <w:p>
+      <w:pPr>
+        <w:pStyle w:val="Normal"/>
+        <w:widowControl/>
+        <w:spacing w:after="120"/>
+      </w:pPr>
+      <w:r>
+        <w:t xml:space="preserve">Show NALIRICC alongside NIFTY. Do not call nal-IRI/5-FU an unqualified preferred second-line BTC regimen. Consider only a qualified alternative after target review, especially if oxaliplatin is unsuitable, with explicit benefit/toxicity discussion.</w:t>
+      </w:r>
+      <w:r>
+        <w:t xml:space="preserve"> </w:t>
+      </w:r>
+      <w:r>
+        <w:fldChar w:fldCharType="begin"/>
+      </w:r>
+      <w:r>
+        <w:instrText xml:space="preserve"> ADDIN EN.CITE </w:instrText>
+      </w:r>
+      <w:r>
+        <w:fldChar w:fldCharType="begin">
+          <w:fldData>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</w:fldData>
+        </w:fldChar>
+      </w:r>
+      <w:r>
+        <w:instrText xml:space="preserve"> ADDIN EN.CITE.DATA </w:instrText>
+      </w:r>
+      <w:r>
+        <w:fldChar w:fldCharType="end"/>
+      </w:r>
+      <w:r>
+        <w:fldChar w:fldCharType="separate"/>
+      </w:r>
+      <w:r>
+        <w:t xml:space="preserve">[V12-29]</w:t>
+      </w:r>
+      <w:r>
+        <w:fldChar w:fldCharType="end"/>
+      </w:r>
+      <w:r>
+        <w:br/>
+      </w:r>
+      <w:hyperlink r:id="rId130">
+        <w:r>
+          <w:rPr>
+            <w:color w:val="0563C1"/>
+            <w:u w:val="single"/>
+          </w:rPr>
+          <w:t>Source</w:t>
+        </w:r>
+      </w:hyperlink>
+      <w:r>
+        <w:t xml:space="preserve"> · </w:t>
+      </w:r>
+      <w:hyperlink r:id="rId131">
+        <w:r>
+          <w:rPr>
+            <w:color w:val="0563C1"/>
+            <w:u w:val="single"/>
+          </w:rPr>
+          <w:t>PDF</w:t>
+        </w:r>
+      </w:hyperlink>
+    </w:p>
+    <w:p>
+      <w:pPr>
+        <w:pStyle w:val="Normal"/>
+        <w:widowControl/>
+        <w:spacing w:after="120"/>
+      </w:pPr>
+      <w:r>
+        <w:t xml:space="preserve">Treatment comparisons and detailed regimen evidence: </w:t>
+      </w:r>
+      <w:hyperlink r:id="rId127">
+        <w:r>
+          <w:rPr>
+            <w:color w:val="0563C1"/>
+            <w:u w:val="single"/>
+          </w:rPr>
+          <w:t>Cross-tumor systemic matrix</w:t>
+        </w:r>
+      </w:hyperlink>
+    </w:p>
+    <w:p>
+      <w:pPr>
+        <w:pStyle w:val="Heading3"/>
         <w:keepNext/>
         <w:widowControl/>
       </w:pPr>
@@ -3693,16 +3878,16 @@
         <w:widowControl/>
       </w:pPr>
       <w:r>
-        <w:t xml:space="preserve">Full-text evidence update — interpret within the standard boundary</w:t>
-      </w:r>
-    </w:p>
-    <w:p>
-      <w:pPr>
-        <w:pStyle w:val="Normal"/>
-        <w:widowControl/>
-      </w:pPr>
-      <w:r>
-        <w:t xml:space="preserve">The following new full-text findings qualify outcome counseling and operational decisions. Evidence from expanded or experimental cohorts does not enlarge this standard pathway. For proposed boundary changes, use the separately linked OPEN meeting record.</w:t>
+        <w:t xml:space="preserve">Outcome evidence within the standard pathway</w:t>
+      </w:r>
+    </w:p>
+    <w:p>
+      <w:pPr>
+        <w:pStyle w:val="Normal"/>
+        <w:widowControl/>
+      </w:pPr>
+      <w:r>
+        <w:t xml:space="preserve">The following findings qualify outcome counseling and operational decisions. Evidence from expanded or experimental cohorts does not enlarge this standard pathway. For proposed boundary changes, use the separately linked OPEN meeting record.</w:t>
       </w:r>
     </w:p>
     <w:tbl>
@@ -7524,191 +7709,6 @@
         <w:keepNext/>
       </w:pPr>
       <w:r>
-        <w:t xml:space="preserve">V12 evidence-integrated treatment and reassessment</w:t>
-      </w:r>
-    </w:p>
-    <w:p>
-      <w:pPr>
-        <w:pStyle w:val="Normal"/>
-        <w:widowControl/>
-        <w:spacing w:after="120"/>
-      </w:pPr>
-      <w:r>
-        <w:t xml:space="preserve">These systemic studies inform advanced biliary cancer care, not the established pCCA transplant-neoadjuvant regimen. Preserve biopsy-route precautions and existing staging, neoadjuvant and operative gates. ICI exposure requires prospective transplant safety review.</w:t>
-      </w:r>
-    </w:p>
-    <w:p>
-      <w:pPr>
-        <w:pStyle w:val="Heading2"/>
-        <w:widowControl/>
-        <w:keepNext/>
-      </w:pPr>
-      <w:r>
-        <w:t xml:space="preserve">ASCO BTC living guideline 2026.1.0</w:t>
-      </w:r>
-    </w:p>
-    <w:p>
-      <w:pPr>
-        <w:pStyle w:val="Normal"/>
-        <w:widowControl/>
-        <w:spacing w:after="120"/>
-      </w:pPr>
-      <w:r>
-        <w:t xml:space="preserve">Add biomarker-led branches: IDH1 ivosidenib; FGFR2 fusion/rearrangement pemigatinib/futibatinib; BRAF V600E dabrafenib/trametinib; HER2 IHC3+ zanidatamab/T-DXd; qualifying RET/NTRK/NRG1 options. Confirm current label and line. Negative plasma does not exclude a fusion; pursue tissue/RNA when feasible. Pre-LT ICI requires separate safety review.</w:t>
-      </w:r>
-      <w:r>
-        <w:t xml:space="preserve"> </w:t>
-      </w:r>
-      <w:r>
-        <w:fldChar w:fldCharType="begin"/>
-      </w:r>
-      <w:r>
-        <w:instrText xml:space="preserve"> ADDIN EN.CITE </w:instrText>
-      </w:r>
-      <w:r>
-        <w:fldChar w:fldCharType="begin">
-          <w:fldData>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</w:fldData>
-        </w:fldChar>
-      </w:r>
-      <w:r>
-        <w:instrText xml:space="preserve"> ADDIN EN.CITE.DATA </w:instrText>
-      </w:r>
-      <w:r>
-        <w:fldChar w:fldCharType="end"/>
-      </w:r>
-      <w:r>
-        <w:fldChar w:fldCharType="separate"/>
-      </w:r>
-      <w:r>
-        <w:t xml:space="preserve">[V12-28]</w:t>
-      </w:r>
-      <w:r>
-        <w:fldChar w:fldCharType="end"/>
-      </w:r>
-      <w:r>
-        <w:br/>
-      </w:r>
-      <w:hyperlink r:id="rId128">
-        <w:r>
-          <w:rPr>
-            <w:color w:val="0563C1"/>
-            <w:u w:val="single"/>
-          </w:rPr>
-          <w:t>Source</w:t>
-        </w:r>
-      </w:hyperlink>
-      <w:r>
-        <w:t xml:space="preserve"> · </w:t>
-      </w:r>
-      <w:hyperlink r:id="rId129">
-        <w:r>
-          <w:rPr>
-            <w:color w:val="0563C1"/>
-            <w:u w:val="single"/>
-          </w:rPr>
-          <w:t>PDF</w:t>
-        </w:r>
-      </w:hyperlink>
-    </w:p>
-    <w:p>
-      <w:pPr>
-        <w:pStyle w:val="Heading2"/>
-        <w:widowControl/>
-        <w:keepNext/>
-      </w:pPr>
-      <w:r>
-        <w:t xml:space="preserve">NALIRICC: negative BTC randomized trial</w:t>
-      </w:r>
-    </w:p>
-    <w:p>
-      <w:pPr>
-        <w:pStyle w:val="Normal"/>
-        <w:widowControl/>
-        <w:spacing w:after="120"/>
-      </w:pPr>
-      <w:r>
-        <w:t xml:space="preserve">Show NALIRICC alongside NIFTY. Do not call nal-IRI/5-FU an unqualified preferred second-line BTC regimen. Consider only a qualified alternative after target review, especially if oxaliplatin is unsuitable, with explicit benefit/toxicity discussion.</w:t>
-      </w:r>
-      <w:r>
-        <w:t xml:space="preserve"> </w:t>
-      </w:r>
-      <w:r>
-        <w:fldChar w:fldCharType="begin"/>
-      </w:r>
-      <w:r>
-        <w:instrText xml:space="preserve"> ADDIN EN.CITE </w:instrText>
-      </w:r>
-      <w:r>
-        <w:fldChar w:fldCharType="begin">
-          <w:fldData>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</w:fldData>
-        </w:fldChar>
-      </w:r>
-      <w:r>
-        <w:instrText xml:space="preserve"> ADDIN EN.CITE.DATA </w:instrText>
-      </w:r>
-      <w:r>
-        <w:fldChar w:fldCharType="end"/>
-      </w:r>
-      <w:r>
-        <w:fldChar w:fldCharType="separate"/>
-      </w:r>
-      <w:r>
-        <w:t xml:space="preserve">[V12-29]</w:t>
-      </w:r>
-      <w:r>
-        <w:fldChar w:fldCharType="end"/>
-      </w:r>
-      <w:r>
-        <w:br/>
-      </w:r>
-      <w:hyperlink r:id="rId130">
-        <w:r>
-          <w:rPr>
-            <w:color w:val="0563C1"/>
-            <w:u w:val="single"/>
-          </w:rPr>
-          <w:t>Source</w:t>
-        </w:r>
-      </w:hyperlink>
-      <w:r>
-        <w:t xml:space="preserve"> · </w:t>
-      </w:r>
-      <w:hyperlink r:id="rId131">
-        <w:r>
-          <w:rPr>
-            <w:color w:val="0563C1"/>
-            <w:u w:val="single"/>
-          </w:rPr>
-          <w:t>PDF</w:t>
-        </w:r>
-      </w:hyperlink>
-    </w:p>
-    <w:p>
-      <w:pPr>
-        <w:pStyle w:val="Normal"/>
-        <w:widowControl/>
-        <w:spacing w:after="120"/>
-      </w:pPr>
-      <w:r>
-        <w:t xml:space="preserve">Treatment comparisons and detailed regimen evidence: </w:t>
-      </w:r>
-      <w:hyperlink r:id="rId127">
-        <w:r>
-          <w:rPr>
-            <w:color w:val="0563C1"/>
-            <w:u w:val="single"/>
-          </w:rPr>
-          <w:t>Cross-tumor systemic matrix</w:t>
-        </w:r>
-      </w:hyperlink>
-    </w:p>
-    <w:p>
-      <w:pPr>
-        <w:pStyle w:val="Heading1"/>
-        <w:widowControl/>
-        <w:keepNext/>
-      </w:pPr>
-      <w:r>
         <w:t xml:space="preserve">References</w:t>
       </w:r>
     </w:p>
@@ -8717,7 +8717,7 @@
         <w:keepNext/>
       </w:pPr>
       <w:r>
-        <w:t xml:space="preserve">V12 revision note</w:t>
+        <w:t xml:space="preserve">Revision history</w:t>
       </w:r>
     </w:p>
     <w:p>
@@ -8738,6 +8738,14 @@
       </w:pPr>
       <w:r>
         <w:t xml:space="preserve">Review scope: all pages of the 14 newly supplied main PDFs were read; separately linked supplements and every older retained reference were not reread. Existing formatting and prior material are retained. New clinical proposals remain OPEN. Live EndNote field structures and document-specific XML/RIS exports are included; native Word/EndNote CWYW execution has not been verified.</w:t>
+      </w:r>
+    </w:p>
+    <w:p>
+      <w:pPr>
+        <w:pStyle w:val="Normal"/>
+      </w:pPr>
+      <w:r>
+        <w:t>26 October 2026, 09:30 CDT. Presentation revision: removed release-specific emphasis and grouped evidence with the clinical question it informs. Website navigation is separate from patient findings; selecting a topic or opening a care plan does not establish eligibility. Clinical thresholds, negative results, uncertainty, source links, EndNote field data and OPEN decision status are retained.</w:t>
       </w:r>
     </w:p>
     <w:sectPr>
